--- a/원고/3부/러시아어_컨설턴트_36아크.docx
+++ b/원고/3부/러시아어_컨설턴트_36아크.docx
@@ -953,6 +953,42 @@
           <w:bCs/>
           <w:b/>
         </w:rPr>
+        <w:t xml:space="preserve">Настя:</w:t>
+      </w:r>
+      <w:r>
+        <w:t xml:space="preserve"> </w:t>
+      </w:r>
+      <w:r>
+        <w:t xml:space="preserve">(С иронией) Прямо по Воланду: «Никогда и ничего не просите! Никогда и ничего, и в особенности у тех, кто сильнее вас. Сами предложат и сами всё дадут!» Мы ничего не просили — и вот, предлагают.</w:t>
+      </w:r>
+    </w:p>
+    <w:p>
+      <w:pPr>
+        <w:pStyle w:val="BodyText"/>
+      </w:pPr>
+      <w:r>
+        <w:rPr>
+          <w:bCs/>
+          <w:b/>
+        </w:rPr>
+        <w:t xml:space="preserve">Кирилл:</w:t>
+      </w:r>
+      <w:r>
+        <w:t xml:space="preserve"> </w:t>
+      </w:r>
+      <w:r>
+        <w:t xml:space="preserve">Только не забывай, кто это говорил. За подарки от сильных обычно платят чем-то поважнее денег.</w:t>
+      </w:r>
+    </w:p>
+    <w:p>
+      <w:pPr>
+        <w:pStyle w:val="BodyText"/>
+      </w:pPr>
+      <w:r>
+        <w:rPr>
+          <w:bCs/>
+          <w:b/>
+        </w:rPr>
         <w:t xml:space="preserve">Изольда:</w:t>
       </w:r>
       <w:r>
@@ -1686,6 +1722,24 @@
       </w:r>
       <w:r>
         <w:t xml:space="preserve">Согласен полностью. Ушёл из большой четвёрки именно из-за того, что они предлагают купить сейчас.</w:t>
+      </w:r>
+    </w:p>
+    <w:p>
+      <w:pPr>
+        <w:pStyle w:val="BodyText"/>
+      </w:pPr>
+      <w:r>
+        <w:rPr>
+          <w:bCs/>
+          <w:b/>
+        </w:rPr>
+        <w:t xml:space="preserve">Кирилл:</w:t>
+      </w:r>
+      <w:r>
+        <w:t xml:space="preserve"> </w:t>
+      </w:r>
+      <w:r>
+        <w:t xml:space="preserve">Мягко стелет, да жёстко спать. Оклады втрое выше — а название исчезнет, и наших клиентов раздадут по чужим портфелям. Максим Русланович сам мне это сказал.</w:t>
       </w:r>
     </w:p>
     <w:p>

--- a/원고/3부/러시아어_컨설턴트_36아크.docx
+++ b/원고/3부/러시아어_컨설턴트_36아크.docx
@@ -3158,6 +3158,222 @@
       </w:r>
       <w:r>
         <w:t xml:space="preserve">(Гася свет в офисе) Спокойной ночи «Компас Аудит».</w:t>
+      </w:r>
+    </w:p>
+    <w:p>
+      <w:r>
+        <w:br w:type="page"/>
+      </w:r>
+    </w:p>
+    <w:p>
+      <w:pPr>
+        <w:pStyle w:val="BodyText"/>
+      </w:pPr>
+      <w:r>
+        <w:rPr>
+          <w:b/>
+          <w:bCs/>
+          <w:sz w:val="32"/>
+          <w:szCs w:val="32"/>
+        </w:rPr>
+        <w:t xml:space="preserve">📚 인용 해설 노트 — 36아크</w:t>
+      </w:r>
+    </w:p>
+    <w:p>
+      <w:pPr>
+        <w:pStyle w:val="BodyText"/>
+      </w:pPr>
+      <w:r>
+        <w:rPr/>
+        <w:t xml:space="preserve">이 화에 나온 러시아 고전 인용과 속담의 뜻, 원작 맥락, 쓰인 장면, 실제 대화에서 쓰는 요령을 정리했습니다.</w:t>
+      </w:r>
+    </w:p>
+    <w:p>
+      <w:pPr>
+        <w:pStyle w:val="BodyText"/>
+      </w:pPr>
+      <w:r>
+        <w:rPr>
+          <w:b/>
+          <w:bCs/>
+          <w:sz w:val="24"/>
+          <w:szCs w:val="24"/>
+        </w:rPr>
+        <w:t xml:space="preserve">인용 1 · «Никогда и ничего не просите! Никогда и ничего, и в особенности у тех, кто сильнее вас. Сами предложат и сами всё дадут!»</w:t>
+      </w:r>
+    </w:p>
+    <w:p>
+      <w:pPr>
+        <w:pStyle w:val="BodyText"/>
+      </w:pPr>
+      <w:r>
+        <w:rPr>
+          <w:b/>
+          <w:bCs/>
+        </w:rPr>
+        <w:t xml:space="preserve">출전: </w:t>
+      </w:r>
+      <w:r>
+        <w:rPr/>
+        <w:t xml:space="preserve">미하일 불가코프, 『거장과 마르가리타』 24장, 볼란드의 대사</w:t>
+      </w:r>
+    </w:p>
+    <w:p>
+      <w:pPr>
+        <w:pStyle w:val="BodyText"/>
+      </w:pPr>
+      <w:r>
+        <w:rPr>
+          <w:b/>
+          <w:bCs/>
+        </w:rPr>
+        <w:t xml:space="preserve">뜻: </w:t>
+      </w:r>
+      <w:r>
+        <w:rPr/>
+        <w:t xml:space="preserve">절대 아무것도 청하지 마라. 특히 너보다 강한 자에게는. 그들이 알아서 제안하고 알아서 다 줄 것이다.</w:t>
+      </w:r>
+    </w:p>
+    <w:p>
+      <w:pPr>
+        <w:pStyle w:val="BodyText"/>
+      </w:pPr>
+      <w:r>
+        <w:rPr>
+          <w:b/>
+          <w:bCs/>
+        </w:rPr>
+        <w:t xml:space="preserve">원작·유래: </w:t>
+      </w:r>
+      <w:r>
+        <w:rPr/>
+        <w:t xml:space="preserve">악마 볼란드가 무도회를 마친 마르가리타에게 하는 말입니다. 자존심을 지키라는 조언이지만, 말하는 이가 악마라는 점에서 이중적인 의미가 있습니다.</w:t>
+      </w:r>
+    </w:p>
+    <w:p>
+      <w:pPr>
+        <w:pStyle w:val="BodyText"/>
+      </w:pPr>
+      <w:r>
+        <w:rPr>
+          <w:b/>
+          <w:bCs/>
+        </w:rPr>
+        <w:t xml:space="preserve">이 화에서: </w:t>
+      </w:r>
+      <w:r>
+        <w:rPr/>
+        <w:t xml:space="preserve">빅4의 후신인 글로벌 회계법인이 2억 루블 인수를 제안하자 나스탸가 반어적으로 인용하고, 키릴은 '이 말을 누가 했는지 잊지 마라. 강자의 선물에는 돈보다 중요한 대가가 따른다'고 답합니다.</w:t>
+      </w:r>
+    </w:p>
+    <w:p>
+      <w:pPr>
+        <w:pStyle w:val="BodyText"/>
+      </w:pPr>
+      <w:r>
+        <w:rPr>
+          <w:b/>
+          <w:bCs/>
+        </w:rPr>
+        <w:t xml:space="preserve">대화 활용 팁: </w:t>
+      </w:r>
+      <w:r>
+        <w:rPr/>
+        <w:t xml:space="preserve">자존심과 협상력을 이야기할 때 아주 자주 인용됩니다. 먼저 매달리지 말라는 협상 조언으로 쓰기 좋습니다. 이 장면처럼 '말한 사람이 악마'라는 점을 짚으면 대화가 깊어집니다.</w:t>
+      </w:r>
+    </w:p>
+    <w:p>
+      <w:pPr>
+        <w:pStyle w:val="BodyText"/>
+      </w:pPr>
+      <w:r>
+        <w:rPr>
+          <w:b/>
+          <w:bCs/>
+          <w:sz w:val="24"/>
+          <w:szCs w:val="24"/>
+        </w:rPr>
+        <w:t xml:space="preserve">인용 2 · «Мягко стелет, да жёстко спать»</w:t>
+      </w:r>
+    </w:p>
+    <w:p>
+      <w:pPr>
+        <w:pStyle w:val="BodyText"/>
+      </w:pPr>
+      <w:r>
+        <w:rPr>
+          <w:b/>
+          <w:bCs/>
+        </w:rPr>
+        <w:t xml:space="preserve">출전: </w:t>
+      </w:r>
+      <w:r>
+        <w:rPr/>
+        <w:t xml:space="preserve">러시아 속담</w:t>
+      </w:r>
+    </w:p>
+    <w:p>
+      <w:pPr>
+        <w:pStyle w:val="BodyText"/>
+      </w:pPr>
+      <w:r>
+        <w:rPr>
+          <w:b/>
+          <w:bCs/>
+        </w:rPr>
+        <w:t xml:space="preserve">뜻: </w:t>
+      </w:r>
+      <w:r>
+        <w:rPr/>
+        <w:t xml:space="preserve">잠자리는 푹신하게 깔아 주지만 자기는 딱딱하다. 말은 달콤하지만 실속은 쓰다는 뜻입니다.</w:t>
+      </w:r>
+    </w:p>
+    <w:p>
+      <w:pPr>
+        <w:pStyle w:val="BodyText"/>
+      </w:pPr>
+      <w:r>
+        <w:rPr>
+          <w:b/>
+          <w:bCs/>
+        </w:rPr>
+        <w:t xml:space="preserve">원작·유래: </w:t>
+      </w:r>
+      <w:r>
+        <w:rPr/>
+        <w:t xml:space="preserve">겉으로는 친절하고 좋은 조건을 내세우지만 실제로는 불리하거나 가혹한 경우를 가리킵니다.</w:t>
+      </w:r>
+    </w:p>
+    <w:p>
+      <w:pPr>
+        <w:pStyle w:val="BodyText"/>
+      </w:pPr>
+      <w:r>
+        <w:rPr>
+          <w:b/>
+          <w:bCs/>
+        </w:rPr>
+        <w:t xml:space="preserve">이 화에서: </w:t>
+      </w:r>
+      <w:r>
+        <w:rPr/>
+        <w:t xml:space="preserve">연봉 세 배를 내세운 인수 제안을 두고 키릴이 '회사 이름은 사라지고 고객은 남의 포트폴리오로 흩어진다'며 경계합니다.</w:t>
+      </w:r>
+    </w:p>
+    <w:p>
+      <w:pPr>
+        <w:pStyle w:val="BodyText"/>
+      </w:pPr>
+      <w:r>
+        <w:rPr>
+          <w:b/>
+          <w:bCs/>
+        </w:rPr>
+        <w:t xml:space="preserve">대화 활용 팁: </w:t>
+      </w:r>
+      <w:r>
+        <w:rPr/>
+        <w:t xml:space="preserve">지나치게 좋아 보이는 제안이나 계약 조건, 감언이설을 경계할 때 씁니다. 상대방 앞에서 직접 쓰면 불신을 드러내는 것이니 내부 논의에서 쓰세요.</w:t>
       </w:r>
     </w:p>
     <w:sectPr/>
